--- a/Documentos Base/Sprint 1 documentacion/Sprint_01_Retrospectiva_ICARO_V2.docx
+++ b/Documentos Base/Sprint 1 documentacion/Sprint_01_Retrospectiva_ICARO_V2.docx
@@ -80,7 +80,25 @@
           <w:color w:val="595959"/>
           <w:sz w:val="18"/>
         </w:rPr>
-        <w:t>: 12/05/2026</w:t>
+        <w:t>: 1</w:t>
+      </w:r>
+      <w:r>
+        <w:rPr>
+          <w:rFonts w:ascii="Calibri" w:hAnsi="Calibri"/>
+          <w:i/>
+          <w:color w:val="595959"/>
+          <w:sz w:val="18"/>
+        </w:rPr>
+        <w:t>8</w:t>
+      </w:r>
+      <w:r>
+        <w:rPr>
+          <w:rFonts w:ascii="Calibri" w:hAnsi="Calibri"/>
+          <w:i/>
+          <w:color w:val="595959"/>
+          <w:sz w:val="18"/>
+        </w:rPr>
+        <w:t>/05/2026</w:t>
       </w:r>
     </w:p>
     <w:p>
@@ -276,7 +294,31 @@
                 <w:color w:val="000000"/>
                 <w:szCs w:val="28"/>
               </w:rPr>
-              <w:t>12/05/2026</w:t>
+              <w:t>18</w:t>
+            </w:r>
+            <w:r>
+              <w:rPr>
+                <w:rFonts w:ascii="Calibri" w:hAnsi="Calibri"/>
+                <w:color w:val="000000"/>
+                <w:szCs w:val="28"/>
+              </w:rPr>
+              <w:t>/0</w:t>
+            </w:r>
+            <w:r>
+              <w:rPr>
+                <w:rFonts w:ascii="Calibri" w:hAnsi="Calibri"/>
+                <w:color w:val="000000"/>
+                <w:szCs w:val="28"/>
+              </w:rPr>
+              <w:t>4</w:t>
+            </w:r>
+            <w:r>
+              <w:rPr>
+                <w:rFonts w:ascii="Calibri" w:hAnsi="Calibri"/>
+                <w:color w:val="000000"/>
+                <w:szCs w:val="28"/>
+              </w:rPr>
+              <w:t>/2026</w:t>
             </w:r>
           </w:p>
         </w:tc>
@@ -549,7 +591,7 @@
                 <w:rFonts w:ascii="Calibri" w:hAnsi="Calibri"/>
                 <w:color w:val="000000"/>
               </w:rPr>
-              <w:t>9</w:t>
+              <w:t>16</w:t>
             </w:r>
             <w:r>
               <w:rPr>
@@ -563,7 +605,7 @@
                 <w:rFonts w:ascii="Calibri" w:hAnsi="Calibri"/>
                 <w:color w:val="000000"/>
               </w:rPr>
-              <w:t>5</w:t>
+              <w:t>4</w:t>
             </w:r>
             <w:r>
               <w:rPr>
@@ -641,7 +683,14 @@
                 <w:rFonts w:ascii="Calibri" w:hAnsi="Calibri"/>
                 <w:color w:val="000000"/>
               </w:rPr>
-              <w:t>12</w:t>
+              <w:t>1</w:t>
+            </w:r>
+            <w:r>
+              <w:rPr>
+                <w:rFonts w:ascii="Calibri" w:hAnsi="Calibri"/>
+                <w:color w:val="000000"/>
+              </w:rPr>
+              <w:t>8</w:t>
             </w:r>
             <w:r>
               <w:rPr>
@@ -655,7 +704,7 @@
                 <w:rFonts w:ascii="Calibri" w:hAnsi="Calibri"/>
                 <w:color w:val="000000"/>
               </w:rPr>
-              <w:t>5</w:t>
+              <w:t>4</w:t>
             </w:r>
             <w:r>
               <w:rPr>
@@ -1211,7 +1260,7 @@
                 <w:rFonts w:ascii="Calibri" w:hAnsi="Calibri"/>
                 <w:color w:val="000000"/>
               </w:rPr>
-              <w:t>[Nombre del Scrum Master]</w:t>
+              <w:t>Ivan Santiago Pulgar Leon</w:t>
             </w:r>
           </w:p>
         </w:tc>
@@ -1260,7 +1309,7 @@
                 <w:rFonts w:ascii="Calibri" w:hAnsi="Calibri"/>
                 <w:color w:val="000000"/>
               </w:rPr>
-              <w:t>[Nombre del Product Owner]</w:t>
+              <w:t>Isaac Sebastian Castro Muesmueran</w:t>
             </w:r>
           </w:p>
         </w:tc>
@@ -1309,7 +1358,7 @@
                 <w:rFonts w:ascii="Calibri" w:hAnsi="Calibri"/>
                 <w:color w:val="000000"/>
               </w:rPr>
-              <w:t>[Equipo de desarrollo ICARO]</w:t>
+              <w:t>Isaac Sebastian Castro Muesmueran / Ivan Santiago Pulgar Leon</w:t>
             </w:r>
           </w:p>
         </w:tc>
